--- a/هشتم/نوبت اول/1402/هشتم دیماه 1402 - تک برگ.docx
+++ b/هشتم/نوبت اول/1402/هشتم دیماه 1402 - تک برگ.docx
@@ -8,7 +8,6 @@
         <w:rPr>
           <w:sz w:val="2"/>
           <w:szCs w:val="2"/>
-          <w:rtl/>
           <w:lang w:bidi="fa-IR"/>
         </w:rPr>
       </w:pPr>
@@ -4032,8 +4031,6 @@
                 <w:lang w:bidi="fa-IR"/>
               </w:rPr>
             </w:pPr>
-            <w:bookmarkStart w:id="0" w:name="_GoBack"/>
-            <w:bookmarkEnd w:id="0"/>
             <w:r>
               <w:rPr>
                 <w:rFonts w:asciiTheme="minorHAnsi" w:eastAsiaTheme="minorHAnsi" w:hAnsiTheme="minorHAnsi" w:cs="B Nazanin"/>
@@ -4979,7 +4976,7 @@
             <w:pPr>
               <w:bidi/>
               <w:rPr>
-                <w:rFonts w:asciiTheme="minorHAnsi" w:eastAsiaTheme="minorHAnsi" w:hAnsiTheme="minorHAnsi" w:cs="B Nazanin"/>
+                <w:rFonts w:asciiTheme="minorHAnsi" w:eastAsiaTheme="minorHAnsi" w:hAnsiTheme="minorHAnsi" w:cs="B Nazanin" w:hint="cs"/>
                 <w:sz w:val="28"/>
                 <w:szCs w:val="28"/>
                 <w:rtl/>
@@ -6035,7 +6032,7 @@
             <w:pPr>
               <w:bidi/>
               <w:rPr>
-                <w:rFonts w:asciiTheme="minorHAnsi" w:eastAsiaTheme="minorHAnsi" w:hAnsiTheme="minorHAnsi" w:cs="B Nazanin"/>
+                <w:rFonts w:asciiTheme="minorHAnsi" w:eastAsiaTheme="minorHAnsi" w:hAnsiTheme="minorHAnsi" w:cs="B Nazanin" w:hint="cs"/>
                 <w:sz w:val="28"/>
                 <w:szCs w:val="28"/>
                 <w:rtl/>
@@ -7037,6 +7034,8 @@
               </w:rPr>
               <w:t xml:space="preserve"> </w:t>
             </w:r>
+            <w:bookmarkStart w:id="0" w:name="_GoBack"/>
+            <w:bookmarkEnd w:id="0"/>
           </w:p>
         </w:tc>
         <w:tc>
@@ -7445,6 +7444,78 @@
                 <w:lang w:bidi="fa-IR"/>
               </w:rPr>
             </w:pPr>
+            <w:r>
+              <w:rPr>
+                <w:rStyle w:val="Strong"/>
+                <w:rFonts w:cs="B Nazanin" w:hint="cs"/>
+                <w:noProof/>
+                <w:sz w:val="28"/>
+                <w:szCs w:val="28"/>
+                <w:rtl/>
+              </w:rPr>
+              <w:drawing>
+                <wp:anchor distT="0" distB="0" distL="114300" distR="114300" simplePos="0" relativeHeight="251760640" behindDoc="0" locked="0" layoutInCell="1" allowOverlap="1" wp14:anchorId="0E8C486C" wp14:editId="070B7178">
+                  <wp:simplePos x="0" y="0"/>
+                  <wp:positionH relativeFrom="column">
+                    <wp:posOffset>4264025</wp:posOffset>
+                  </wp:positionH>
+                  <wp:positionV relativeFrom="paragraph">
+                    <wp:posOffset>43594</wp:posOffset>
+                  </wp:positionV>
+                  <wp:extent cx="833120" cy="204470"/>
+                  <wp:effectExtent l="0" t="0" r="5080" b="5080"/>
+                  <wp:wrapNone/>
+                  <wp:docPr id="207" name="Picture 207"/>
+                  <wp:cNvGraphicFramePr>
+                    <a:graphicFrameLocks xmlns:a="http://schemas.openxmlformats.org/drawingml/2006/main" noChangeAspect="1"/>
+                  </wp:cNvGraphicFramePr>
+                  <a:graphic xmlns:a="http://schemas.openxmlformats.org/drawingml/2006/main">
+                    <a:graphicData uri="http://schemas.openxmlformats.org/drawingml/2006/picture">
+                      <pic:pic xmlns:pic="http://schemas.openxmlformats.org/drawingml/2006/picture">
+                        <pic:nvPicPr>
+                          <pic:cNvPr id="0" name="Picture 18"/>
+                          <pic:cNvPicPr>
+                            <a:picLocks noChangeAspect="1" noChangeArrowheads="1"/>
+                          </pic:cNvPicPr>
+                        </pic:nvPicPr>
+                        <pic:blipFill>
+                          <a:blip r:embed="rId42">
+                            <a:extLst>
+                              <a:ext uri="{28A0092B-C50C-407E-A947-70E740481C1C}">
+                                <a14:useLocalDpi xmlns:a14="http://schemas.microsoft.com/office/drawing/2010/main" val="0"/>
+                              </a:ext>
+                            </a:extLst>
+                          </a:blip>
+                          <a:srcRect/>
+                          <a:stretch>
+                            <a:fillRect/>
+                          </a:stretch>
+                        </pic:blipFill>
+                        <pic:spPr bwMode="auto">
+                          <a:xfrm>
+                            <a:off x="0" y="0"/>
+                            <a:ext cx="833120" cy="204470"/>
+                          </a:xfrm>
+                          <a:prstGeom prst="rect">
+                            <a:avLst/>
+                          </a:prstGeom>
+                          <a:noFill/>
+                          <a:ln>
+                            <a:noFill/>
+                          </a:ln>
+                        </pic:spPr>
+                      </pic:pic>
+                    </a:graphicData>
+                  </a:graphic>
+                  <wp14:sizeRelH relativeFrom="margin">
+                    <wp14:pctWidth>0</wp14:pctWidth>
+                  </wp14:sizeRelH>
+                  <wp14:sizeRelV relativeFrom="margin">
+                    <wp14:pctHeight>0</wp14:pctHeight>
+                  </wp14:sizeRelV>
+                </wp:anchor>
+              </w:drawing>
+            </w:r>
             <w:r>
               <w:rPr>
                 <w:rFonts w:cs="B Nazanin" w:hint="cs"/>
@@ -7553,7 +7624,7 @@
                           </pic:cNvPicPr>
                         </pic:nvPicPr>
                         <pic:blipFill>
-                          <a:blip r:embed="rId42">
+                          <a:blip r:embed="rId43">
                             <a:extLst>
                               <a:ext uri="{28A0092B-C50C-407E-A947-70E740481C1C}">
                                 <a14:useLocalDpi xmlns:a14="http://schemas.microsoft.com/office/drawing/2010/main" val="0"/>
@@ -7600,7 +7671,7 @@
                 <w:rtl/>
               </w:rPr>
               <w:drawing>
-                <wp:anchor distT="0" distB="0" distL="114300" distR="114300" simplePos="0" relativeHeight="251761664" behindDoc="0" locked="0" layoutInCell="1" allowOverlap="1" wp14:anchorId="0BD603AE" wp14:editId="7132FE84">
+                <wp:anchor distT="0" distB="0" distL="114300" distR="114300" simplePos="0" relativeHeight="251761664" behindDoc="0" locked="0" layoutInCell="1" allowOverlap="1" wp14:anchorId="0BD603AE" wp14:editId="27DE3F1E">
                   <wp:simplePos x="0" y="0"/>
                   <wp:positionH relativeFrom="column">
                     <wp:posOffset>1008669</wp:posOffset>
@@ -7625,7 +7696,7 @@
                           </pic:cNvPicPr>
                         </pic:nvPicPr>
                         <pic:blipFill>
-                          <a:blip r:embed="rId43">
+                          <a:blip r:embed="rId44">
                             <a:extLst>
                               <a:ext uri="{28A0092B-C50C-407E-A947-70E740481C1C}">
                                 <a14:useLocalDpi xmlns:a14="http://schemas.microsoft.com/office/drawing/2010/main" val="0"/>
@@ -7653,78 +7724,6 @@
                       </pic:pic>
                     </a:graphicData>
                   </a:graphic>
-                </wp:anchor>
-              </w:drawing>
-            </w:r>
-            <w:r>
-              <w:rPr>
-                <w:rStyle w:val="Strong"/>
-                <w:rFonts w:cs="B Nazanin" w:hint="cs"/>
-                <w:noProof/>
-                <w:sz w:val="28"/>
-                <w:szCs w:val="28"/>
-                <w:rtl/>
-              </w:rPr>
-              <w:drawing>
-                <wp:anchor distT="0" distB="0" distL="114300" distR="114300" simplePos="0" relativeHeight="251760640" behindDoc="0" locked="0" layoutInCell="1" allowOverlap="1" wp14:anchorId="0E8C486C" wp14:editId="57DF210F">
-                  <wp:simplePos x="0" y="0"/>
-                  <wp:positionH relativeFrom="column">
-                    <wp:posOffset>4264025</wp:posOffset>
-                  </wp:positionH>
-                  <wp:positionV relativeFrom="paragraph">
-                    <wp:posOffset>54437</wp:posOffset>
-                  </wp:positionV>
-                  <wp:extent cx="833620" cy="204932"/>
-                  <wp:effectExtent l="0" t="0" r="5080" b="5080"/>
-                  <wp:wrapNone/>
-                  <wp:docPr id="207" name="Picture 207"/>
-                  <wp:cNvGraphicFramePr>
-                    <a:graphicFrameLocks xmlns:a="http://schemas.openxmlformats.org/drawingml/2006/main" noChangeAspect="1"/>
-                  </wp:cNvGraphicFramePr>
-                  <a:graphic xmlns:a="http://schemas.openxmlformats.org/drawingml/2006/main">
-                    <a:graphicData uri="http://schemas.openxmlformats.org/drawingml/2006/picture">
-                      <pic:pic xmlns:pic="http://schemas.openxmlformats.org/drawingml/2006/picture">
-                        <pic:nvPicPr>
-                          <pic:cNvPr id="0" name="Picture 18"/>
-                          <pic:cNvPicPr>
-                            <a:picLocks noChangeAspect="1" noChangeArrowheads="1"/>
-                          </pic:cNvPicPr>
-                        </pic:nvPicPr>
-                        <pic:blipFill>
-                          <a:blip r:embed="rId44">
-                            <a:extLst>
-                              <a:ext uri="{28A0092B-C50C-407E-A947-70E740481C1C}">
-                                <a14:useLocalDpi xmlns:a14="http://schemas.microsoft.com/office/drawing/2010/main" val="0"/>
-                              </a:ext>
-                            </a:extLst>
-                          </a:blip>
-                          <a:srcRect/>
-                          <a:stretch>
-                            <a:fillRect/>
-                          </a:stretch>
-                        </pic:blipFill>
-                        <pic:spPr bwMode="auto">
-                          <a:xfrm>
-                            <a:off x="0" y="0"/>
-                            <a:ext cx="833620" cy="204932"/>
-                          </a:xfrm>
-                          <a:prstGeom prst="rect">
-                            <a:avLst/>
-                          </a:prstGeom>
-                          <a:noFill/>
-                          <a:ln>
-                            <a:noFill/>
-                          </a:ln>
-                        </pic:spPr>
-                      </pic:pic>
-                    </a:graphicData>
-                  </a:graphic>
-                  <wp14:sizeRelH relativeFrom="margin">
-                    <wp14:pctWidth>0</wp14:pctWidth>
-                  </wp14:sizeRelH>
-                  <wp14:sizeRelV relativeFrom="margin">
-                    <wp14:pctHeight>0</wp14:pctHeight>
-                  </wp14:sizeRelV>
                 </wp:anchor>
               </w:drawing>
             </w:r>
@@ -8744,6 +8743,7 @@
     <w:lsdException w:name="HTML Sample" w:semiHidden="1" w:unhideWhenUsed="1"/>
     <w:lsdException w:name="HTML Typewriter" w:semiHidden="1" w:unhideWhenUsed="1"/>
     <w:lsdException w:name="HTML Variable" w:semiHidden="1" w:unhideWhenUsed="1"/>
+    <w:lsdException w:name="Normal Table" w:semiHidden="1" w:unhideWhenUsed="1"/>
     <w:lsdException w:name="annotation subject" w:semiHidden="1" w:unhideWhenUsed="1"/>
     <w:lsdException w:name="No List" w:semiHidden="1" w:unhideWhenUsed="1"/>
     <w:lsdException w:name="Outline List 1" w:semiHidden="1" w:unhideWhenUsed="1"/>
@@ -8786,8 +8786,11 @@
     <w:lsdException w:name="Table Contemporary" w:semiHidden="1" w:unhideWhenUsed="1"/>
     <w:lsdException w:name="Table Elegant" w:semiHidden="1" w:unhideWhenUsed="1"/>
     <w:lsdException w:name="Table Professional" w:semiHidden="1" w:unhideWhenUsed="1"/>
+    <w:lsdException w:name="Table Subtle 1" w:semiHidden="1" w:unhideWhenUsed="1"/>
     <w:lsdException w:name="Table Subtle 2" w:semiHidden="1" w:unhideWhenUsed="1"/>
     <w:lsdException w:name="Table Web 1" w:semiHidden="1" w:unhideWhenUsed="1"/>
+    <w:lsdException w:name="Table Web 2" w:semiHidden="1" w:unhideWhenUsed="1"/>
+    <w:lsdException w:name="Table Web 3" w:semiHidden="1" w:unhideWhenUsed="1"/>
     <w:lsdException w:name="Balloon Text" w:semiHidden="1" w:unhideWhenUsed="1"/>
     <w:lsdException w:name="Table Theme" w:semiHidden="1" w:unhideWhenUsed="1"/>
     <w:lsdException w:name="Placeholder Text" w:semiHidden="1" w:uiPriority="99"/>
@@ -9488,7 +9491,7 @@
 </file>
 
 <file path=customXml/itemProps1.xml><?xml version="1.0" encoding="utf-8"?>
-<ds:datastoreItem xmlns:ds="http://schemas.openxmlformats.org/officeDocument/2006/customXml" ds:itemID="{71249424-89C2-43CE-B8ED-84B1B32E666D}">
+<ds:datastoreItem xmlns:ds="http://schemas.openxmlformats.org/officeDocument/2006/customXml" ds:itemID="{DE9DC1D0-6C61-43FC-820B-3B2EC27949FC}">
   <ds:schemaRefs>
     <ds:schemaRef ds:uri="http://schemas.openxmlformats.org/officeDocument/2006/bibliography"/>
   </ds:schemaRefs>
